--- a/Document/Giao thức RS485 cảm biến siêu âm.docx
+++ b/Document/Giao thức RS485 cảm biến siêu âm.docx
@@ -2375,10 +2375,416 @@
               </w:rPr>
               <w:t>x000B</w:t>
             </w:r>
+          </w:p>
+        </w:tc>
+        <w:tc>
+          <w:tcPr>
+            <w:tcW w:w="1260" w:type="dxa"/>
+          </w:tcPr>
+          <w:p>
+            <w:pPr>
+              <w:rPr>
+                <w:rFonts w:cs="Times New Roman"/>
+                <w:sz w:val="22"/>
+              </w:rPr>
+            </w:pPr>
+            <w:r>
+              <w:rPr>
+                <w:rFonts w:cs="Times New Roman"/>
+                <w:sz w:val="22"/>
+              </w:rPr>
+              <w:t>Float</w:t>
+            </w:r>
+          </w:p>
+        </w:tc>
+        <w:tc>
+          <w:tcPr>
+            <w:tcW w:w="1080" w:type="dxa"/>
+          </w:tcPr>
+          <w:p>
+            <w:pPr>
+              <w:rPr>
+                <w:rFonts w:cs="Times New Roman"/>
+                <w:sz w:val="22"/>
+              </w:rPr>
+            </w:pPr>
+            <w:r>
+              <w:rPr>
+                <w:rFonts w:cs="Times New Roman"/>
+                <w:sz w:val="22"/>
+              </w:rPr>
+              <w:t>2</w:t>
+            </w:r>
+          </w:p>
+        </w:tc>
+        <w:tc>
+          <w:tcPr>
+            <w:tcW w:w="990" w:type="dxa"/>
+          </w:tcPr>
+          <w:p>
+            <w:pPr>
+              <w:rPr>
+                <w:rFonts w:cs="Times New Roman"/>
+                <w:sz w:val="22"/>
+              </w:rPr>
+            </w:pPr>
+            <w:r>
+              <w:rPr>
+                <w:rFonts w:cs="Times New Roman"/>
+                <w:sz w:val="22"/>
+              </w:rPr>
+              <w:t>Đọc/Viết</w:t>
+            </w:r>
+          </w:p>
+        </w:tc>
+        <w:tc>
+          <w:tcPr>
+            <w:tcW w:w="3420" w:type="dxa"/>
+          </w:tcPr>
+          <w:p>
+            <w:pPr>
+              <w:rPr>
+                <w:rFonts w:cs="Times New Roman"/>
+                <w:sz w:val="22"/>
+              </w:rPr>
+            </w:pPr>
+            <w:r>
+              <w:rPr>
+                <w:rFonts w:cs="Times New Roman"/>
+                <w:sz w:val="22"/>
+              </w:rPr>
+              <w:t xml:space="preserve">Mặc định 600 cm </w:t>
+            </w:r>
+          </w:p>
+        </w:tc>
+      </w:tr>
+      <w:tr>
+        <w:tc>
+          <w:tcPr>
+            <w:tcW w:w="1255" w:type="dxa"/>
+          </w:tcPr>
+          <w:p>
+            <w:pPr>
+              <w:rPr>
+                <w:rFonts w:cs="Times New Roman"/>
+                <w:sz w:val="22"/>
+              </w:rPr>
+            </w:pPr>
+            <w:r>
+              <w:rPr>
+                <w:rFonts w:cs="Times New Roman"/>
+                <w:sz w:val="22"/>
+              </w:rPr>
+              <w:t xml:space="preserve">Hiệu chuẩn </w:t>
+            </w:r>
+            <w:r>
+              <w:rPr>
+                <w:rFonts w:cs="Times New Roman"/>
+                <w:sz w:val="22"/>
+              </w:rPr>
+              <w:t>khoảng cách điểm 3</w:t>
+            </w:r>
+          </w:p>
+        </w:tc>
+        <w:tc>
+          <w:tcPr>
+            <w:tcW w:w="990" w:type="dxa"/>
+          </w:tcPr>
+          <w:p>
+            <w:pPr>
+              <w:rPr>
+                <w:rFonts w:cs="Times New Roman"/>
+                <w:sz w:val="22"/>
+              </w:rPr>
+            </w:pPr>
+            <w:r>
+              <w:rPr>
+                <w:rFonts w:cs="Times New Roman"/>
+                <w:sz w:val="22"/>
+              </w:rPr>
+              <w:t>0x000D</w:t>
+            </w:r>
+          </w:p>
+        </w:tc>
+        <w:tc>
+          <w:tcPr>
+            <w:tcW w:w="1260" w:type="dxa"/>
+          </w:tcPr>
+          <w:p>
+            <w:pPr>
+              <w:rPr>
+                <w:rFonts w:cs="Times New Roman"/>
+                <w:sz w:val="22"/>
+              </w:rPr>
+            </w:pPr>
+            <w:r>
+              <w:rPr>
+                <w:rFonts w:cs="Times New Roman"/>
+                <w:sz w:val="22"/>
+              </w:rPr>
+              <w:t>Float</w:t>
+            </w:r>
+          </w:p>
+        </w:tc>
+        <w:tc>
+          <w:tcPr>
+            <w:tcW w:w="1080" w:type="dxa"/>
+          </w:tcPr>
+          <w:p>
+            <w:pPr>
+              <w:rPr>
+                <w:rFonts w:cs="Times New Roman"/>
+                <w:sz w:val="22"/>
+              </w:rPr>
+            </w:pPr>
+            <w:r>
+              <w:rPr>
+                <w:rFonts w:cs="Times New Roman"/>
+                <w:sz w:val="22"/>
+              </w:rPr>
+              <w:t>2</w:t>
+            </w:r>
+          </w:p>
+        </w:tc>
+        <w:tc>
+          <w:tcPr>
+            <w:tcW w:w="990" w:type="dxa"/>
+          </w:tcPr>
+          <w:p>
+            <w:pPr>
+              <w:rPr>
+                <w:rFonts w:cs="Times New Roman"/>
+                <w:sz w:val="22"/>
+              </w:rPr>
+            </w:pPr>
+            <w:r>
+              <w:rPr>
+                <w:rFonts w:cs="Times New Roman"/>
+                <w:sz w:val="22"/>
+              </w:rPr>
+              <w:t>Đọc/Viết</w:t>
+            </w:r>
+          </w:p>
+        </w:tc>
+        <w:tc>
+          <w:tcPr>
+            <w:tcW w:w="3420" w:type="dxa"/>
+          </w:tcPr>
+          <w:p>
+            <w:pPr>
+              <w:rPr>
+                <w:rFonts w:cs="Times New Roman"/>
+                <w:sz w:val="22"/>
+              </w:rPr>
+            </w:pPr>
+            <w:r>
+              <w:rPr>
+                <w:rFonts w:cs="Times New Roman"/>
+                <w:sz w:val="22"/>
+              </w:rPr>
+              <w:t>Sử dụng nếu cần</w:t>
+            </w:r>
+          </w:p>
+          <w:p>
+            <w:pPr>
+              <w:rPr>
+                <w:rFonts w:cs="Times New Roman"/>
+                <w:sz w:val="22"/>
+              </w:rPr>
+            </w:pPr>
+          </w:p>
+          <w:p>
+            <w:pPr>
+              <w:tabs>
+                <w:tab w:val="left" w:pos="935"/>
+              </w:tabs>
+              <w:rPr>
+                <w:rFonts w:cs="Times New Roman"/>
+                <w:sz w:val="22"/>
+              </w:rPr>
+            </w:pPr>
+            <w:r>
+              <w:rPr>
+                <w:rFonts w:cs="Times New Roman"/>
+                <w:sz w:val="22"/>
+              </w:rPr>
+              <w:tab/>
+            </w:r>
+          </w:p>
+        </w:tc>
+      </w:tr>
+      <w:tr>
+        <w:tc>
+          <w:tcPr>
+            <w:tcW w:w="1255" w:type="dxa"/>
+          </w:tcPr>
+          <w:p>
+            <w:pPr>
+              <w:rPr>
+                <w:rFonts w:cs="Times New Roman"/>
+                <w:sz w:val="22"/>
+              </w:rPr>
+            </w:pPr>
+            <w:r>
+              <w:rPr>
+                <w:rFonts w:cs="Times New Roman"/>
+                <w:sz w:val="22"/>
+              </w:rPr>
+              <w:t xml:space="preserve">Hiệu chuẩn </w:t>
+            </w:r>
+            <w:r>
+              <w:rPr>
+                <w:rFonts w:cs="Times New Roman"/>
+                <w:sz w:val="22"/>
+              </w:rPr>
+              <w:t>khoảng cách điểm 4</w:t>
+            </w:r>
+          </w:p>
+        </w:tc>
+        <w:tc>
+          <w:tcPr>
+            <w:tcW w:w="990" w:type="dxa"/>
+          </w:tcPr>
+          <w:p>
+            <w:pPr>
+              <w:rPr>
+                <w:rFonts w:cs="Times New Roman"/>
+                <w:sz w:val="22"/>
+              </w:rPr>
+            </w:pPr>
+            <w:r>
+              <w:rPr>
+                <w:rFonts w:cs="Times New Roman"/>
+                <w:sz w:val="22"/>
+              </w:rPr>
+              <w:t>0x000F</w:t>
+            </w:r>
+          </w:p>
+        </w:tc>
+        <w:tc>
+          <w:tcPr>
+            <w:tcW w:w="1260" w:type="dxa"/>
+          </w:tcPr>
+          <w:p>
+            <w:pPr>
+              <w:rPr>
+                <w:rFonts w:cs="Times New Roman"/>
+                <w:sz w:val="22"/>
+              </w:rPr>
+            </w:pPr>
+            <w:r>
+              <w:rPr>
+                <w:rFonts w:cs="Times New Roman"/>
+                <w:sz w:val="22"/>
+              </w:rPr>
+              <w:t>Float</w:t>
+            </w:r>
+          </w:p>
+        </w:tc>
+        <w:tc>
+          <w:tcPr>
+            <w:tcW w:w="1080" w:type="dxa"/>
+          </w:tcPr>
+          <w:p>
+            <w:pPr>
+              <w:rPr>
+                <w:rFonts w:cs="Times New Roman"/>
+                <w:sz w:val="22"/>
+              </w:rPr>
+            </w:pPr>
+            <w:r>
+              <w:rPr>
+                <w:rFonts w:cs="Times New Roman"/>
+                <w:sz w:val="22"/>
+              </w:rPr>
+              <w:t>2</w:t>
+            </w:r>
+          </w:p>
+        </w:tc>
+        <w:tc>
+          <w:tcPr>
+            <w:tcW w:w="990" w:type="dxa"/>
+          </w:tcPr>
+          <w:p>
+            <w:pPr>
+              <w:rPr>
+                <w:rFonts w:cs="Times New Roman"/>
+                <w:sz w:val="22"/>
+              </w:rPr>
+            </w:pPr>
+            <w:r>
+              <w:rPr>
+                <w:rFonts w:cs="Times New Roman"/>
+                <w:sz w:val="22"/>
+              </w:rPr>
+              <w:t>Đọc/Viết</w:t>
+            </w:r>
+          </w:p>
+        </w:tc>
+        <w:tc>
+          <w:tcPr>
+            <w:tcW w:w="3420" w:type="dxa"/>
+          </w:tcPr>
+          <w:p>
+            <w:pPr>
+              <w:rPr>
+                <w:rFonts w:cs="Times New Roman"/>
+                <w:sz w:val="22"/>
+              </w:rPr>
+            </w:pPr>
+            <w:r>
+              <w:rPr>
+                <w:rFonts w:cs="Times New Roman"/>
+                <w:sz w:val="22"/>
+              </w:rPr>
+              <w:t>Sử dụng nếu cần</w:t>
+            </w:r>
             <w:bookmarkStart w:id="2" w:name="_GoBack"/>
             <w:bookmarkEnd w:id="2"/>
           </w:p>
         </w:tc>
+      </w:tr>
+      <w:tr>
+        <w:tc>
+          <w:tcPr>
+            <w:tcW w:w="1255" w:type="dxa"/>
+          </w:tcPr>
+          <w:p>
+            <w:pPr>
+              <w:rPr>
+                <w:rFonts w:cs="Times New Roman"/>
+                <w:sz w:val="22"/>
+              </w:rPr>
+            </w:pPr>
+            <w:r>
+              <w:rPr>
+                <w:rFonts w:cs="Times New Roman"/>
+                <w:sz w:val="22"/>
+              </w:rPr>
+              <w:t>Mode sử dụng thông số đo</w:t>
+            </w:r>
+          </w:p>
+        </w:tc>
+        <w:tc>
+          <w:tcPr>
+            <w:tcW w:w="990" w:type="dxa"/>
+          </w:tcPr>
+          <w:p>
+            <w:pPr>
+              <w:rPr>
+                <w:rFonts w:cs="Times New Roman"/>
+                <w:sz w:val="22"/>
+              </w:rPr>
+            </w:pPr>
+            <w:r>
+              <w:rPr>
+                <w:rFonts w:cs="Times New Roman"/>
+                <w:sz w:val="22"/>
+              </w:rPr>
+              <w:t>0x0011</w:t>
+            </w:r>
+          </w:p>
+        </w:tc>
         <w:tc>
           <w:tcPr>
             <w:tcW w:w="1260" w:type="dxa"/>
@@ -2395,7 +2801,7 @@
                 <w:rFonts w:cs="Times New Roman"/>
                 <w:sz w:val="22"/>
               </w:rPr>
-              <w:t>Float</w:t>
+              <w:t>Integer</w:t>
             </w:r>
           </w:p>
         </w:tc>
@@ -2415,7 +2821,7 @@
                 <w:rFonts w:cs="Times New Roman"/>
                 <w:sz w:val="22"/>
               </w:rPr>
-              <w:t>2</w:t>
+              <w:t>1</w:t>
             </w:r>
           </w:p>
         </w:tc>
@@ -2455,7 +2861,144 @@
                 <w:rFonts w:cs="Times New Roman"/>
                 <w:sz w:val="22"/>
               </w:rPr>
-              <w:t xml:space="preserve">Mặc định 600 cm </w:t>
+              <w:t>0: Đo khoảng cách</w:t>
+            </w:r>
+          </w:p>
+          <w:p>
+            <w:pPr>
+              <w:rPr>
+                <w:rFonts w:cs="Times New Roman"/>
+                <w:sz w:val="22"/>
+              </w:rPr>
+            </w:pPr>
+            <w:r>
+              <w:rPr>
+                <w:rFonts w:cs="Times New Roman"/>
+                <w:sz w:val="22"/>
+              </w:rPr>
+              <w:t>1: Đo mực nước</w:t>
+            </w:r>
+          </w:p>
+        </w:tc>
+      </w:tr>
+      <w:tr>
+        <w:tc>
+          <w:tcPr>
+            <w:tcW w:w="1255" w:type="dxa"/>
+          </w:tcPr>
+          <w:p>
+            <w:pPr>
+              <w:rPr>
+                <w:rFonts w:cs="Times New Roman"/>
+                <w:sz w:val="22"/>
+              </w:rPr>
+            </w:pPr>
+            <w:r>
+              <w:rPr>
+                <w:rFonts w:cs="Times New Roman"/>
+                <w:sz w:val="22"/>
+              </w:rPr>
+              <w:t xml:space="preserve">Thông số mực nước </w:t>
+            </w:r>
+          </w:p>
+        </w:tc>
+        <w:tc>
+          <w:tcPr>
+            <w:tcW w:w="990" w:type="dxa"/>
+          </w:tcPr>
+          <w:p>
+            <w:pPr>
+              <w:rPr>
+                <w:rFonts w:cs="Times New Roman"/>
+                <w:sz w:val="22"/>
+              </w:rPr>
+            </w:pPr>
+            <w:r>
+              <w:rPr>
+                <w:rFonts w:cs="Times New Roman"/>
+                <w:sz w:val="22"/>
+              </w:rPr>
+              <w:t>0x0012</w:t>
+            </w:r>
+          </w:p>
+        </w:tc>
+        <w:tc>
+          <w:tcPr>
+            <w:tcW w:w="1260" w:type="dxa"/>
+          </w:tcPr>
+          <w:p>
+            <w:pPr>
+              <w:rPr>
+                <w:rFonts w:cs="Times New Roman"/>
+                <w:sz w:val="22"/>
+              </w:rPr>
+            </w:pPr>
+            <w:r>
+              <w:rPr>
+                <w:rFonts w:cs="Times New Roman"/>
+                <w:sz w:val="22"/>
+              </w:rPr>
+              <w:t>Integer</w:t>
+            </w:r>
+          </w:p>
+        </w:tc>
+        <w:tc>
+          <w:tcPr>
+            <w:tcW w:w="1080" w:type="dxa"/>
+          </w:tcPr>
+          <w:p>
+            <w:pPr>
+              <w:rPr>
+                <w:rFonts w:cs="Times New Roman"/>
+                <w:sz w:val="22"/>
+              </w:rPr>
+            </w:pPr>
+            <w:r>
+              <w:rPr>
+                <w:rFonts w:cs="Times New Roman"/>
+                <w:sz w:val="22"/>
+              </w:rPr>
+              <w:t>1</w:t>
+            </w:r>
+          </w:p>
+        </w:tc>
+        <w:tc>
+          <w:tcPr>
+            <w:tcW w:w="990" w:type="dxa"/>
+          </w:tcPr>
+          <w:p>
+            <w:pPr>
+              <w:rPr>
+                <w:rFonts w:cs="Times New Roman"/>
+                <w:sz w:val="22"/>
+              </w:rPr>
+            </w:pPr>
+            <w:r>
+              <w:rPr>
+                <w:rFonts w:cs="Times New Roman"/>
+                <w:sz w:val="22"/>
+              </w:rPr>
+              <w:t>Đọc/Viết</w:t>
+            </w:r>
+          </w:p>
+        </w:tc>
+        <w:tc>
+          <w:tcPr>
+            <w:tcW w:w="3420" w:type="dxa"/>
+          </w:tcPr>
+          <w:p>
+            <w:pPr>
+              <w:rPr>
+                <w:rFonts w:cs="Times New Roman"/>
+                <w:sz w:val="22"/>
+              </w:rPr>
+            </w:pPr>
+            <w:r>
+              <w:rPr>
+                <w:rFonts w:cs="Times New Roman"/>
+                <w:sz w:val="22"/>
+              </w:rPr>
+              <w:t>Nếu mode sử dụng thông số đo là 1 kết quả sẽ là mực nước cài đặt trừ khoảng cách đo.</w:t>
             </w:r>
           </w:p>
         </w:tc>
@@ -2475,6 +3018,95 @@
 <file path=word/numbering.xml><?xml version="1.0" encoding="utf-8"?>
 <w:numbering xmlns:wpc="http://schemas.microsoft.com/office/word/2010/wordprocessingCanvas" xmlns:cx="http://schemas.microsoft.com/office/drawing/2014/chartex" xmlns:mc="http://schemas.openxmlformats.org/markup-compatibility/2006" xmlns:o="urn:schemas-microsoft-com:office:office" xmlns:r="http://schemas.openxmlformats.org/officeDocument/2006/relationships" xmlns:m="http://schemas.openxmlformats.org/officeDocument/2006/math" xmlns:v="urn:schemas-microsoft-com:vml" xmlns:wp14="http://schemas.microsoft.com/office/word/2010/wordprocessingDrawing" xmlns:wp="http://schemas.openxmlformats.org/drawingml/2006/wordprocessingDrawing" xmlns:w10="urn:schemas-microsoft-com:office:word" xmlns:w="http://schemas.openxmlformats.org/wordprocessingml/2006/main" xmlns:w14="http://schemas.microsoft.com/office/word/2010/wordml" xmlns:w15="http://schemas.microsoft.com/office/word/2012/wordml" xmlns:w16se="http://schemas.microsoft.com/office/word/2015/wordml/symex" xmlns:wpg="http://schemas.microsoft.com/office/word/2010/wordprocessingGroup" xmlns:wpi="http://schemas.microsoft.com/office/word/2010/wordprocessingInk" xmlns:wne="http://schemas.microsoft.com/office/word/2006/wordml" xmlns:wps="http://schemas.microsoft.com/office/word/2010/wordprocessingShape" mc:Ignorable="w14 w15 w16se wp14">
   <w:abstractNum w:abstractNumId="0" w15:restartNumberingAfterBreak="0">
+    <w:nsid w:val="397C7BE2"/>
+    <w:multiLevelType w:val="hybridMultilevel"/>
+    <w:tmpl w:val="F528B85E"/>
+    <w:lvl w:ilvl="0" w:tplc="0409000F">
+      <w:start w:val="1"/>
+      <w:numFmt w:val="decimal"/>
+      <w:lvlText w:val="%1."/>
+      <w:lvlJc w:val="left"/>
+      <w:pPr>
+        <w:ind w:left="720" w:hanging="360"/>
+      </w:pPr>
+      <w:rPr>
+        <w:rFonts w:hint="default"/>
+      </w:rPr>
+    </w:lvl>
+    <w:lvl w:ilvl="1" w:tplc="04090019" w:tentative="1">
+      <w:start w:val="1"/>
+      <w:numFmt w:val="lowerLetter"/>
+      <w:lvlText w:val="%2."/>
+      <w:lvlJc w:val="left"/>
+      <w:pPr>
+        <w:ind w:left="1440" w:hanging="360"/>
+      </w:pPr>
+    </w:lvl>
+    <w:lvl w:ilvl="2" w:tplc="0409001B" w:tentative="1">
+      <w:start w:val="1"/>
+      <w:numFmt w:val="lowerRoman"/>
+      <w:lvlText w:val="%3."/>
+      <w:lvlJc w:val="right"/>
+      <w:pPr>
+        <w:ind w:left="2160" w:hanging="180"/>
+      </w:pPr>
+    </w:lvl>
+    <w:lvl w:ilvl="3" w:tplc="0409000F" w:tentative="1">
+      <w:start w:val="1"/>
+      <w:numFmt w:val="decimal"/>
+      <w:lvlText w:val="%4."/>
+      <w:lvlJc w:val="left"/>
+      <w:pPr>
+        <w:ind w:left="2880" w:hanging="360"/>
+      </w:pPr>
+    </w:lvl>
+    <w:lvl w:ilvl="4" w:tplc="04090019" w:tentative="1">
+      <w:start w:val="1"/>
+      <w:numFmt w:val="lowerLetter"/>
+      <w:lvlText w:val="%5."/>
+      <w:lvlJc w:val="left"/>
+      <w:pPr>
+        <w:ind w:left="3600" w:hanging="360"/>
+      </w:pPr>
+    </w:lvl>
+    <w:lvl w:ilvl="5" w:tplc="0409001B" w:tentative="1">
+      <w:start w:val="1"/>
+      <w:numFmt w:val="lowerRoman"/>
+      <w:lvlText w:val="%6."/>
+      <w:lvlJc w:val="right"/>
+      <w:pPr>
+        <w:ind w:left="4320" w:hanging="180"/>
+      </w:pPr>
+    </w:lvl>
+    <w:lvl w:ilvl="6" w:tplc="0409000F" w:tentative="1">
+      <w:start w:val="1"/>
+      <w:numFmt w:val="decimal"/>
+      <w:lvlText w:val="%7."/>
+      <w:lvlJc w:val="left"/>
+      <w:pPr>
+        <w:ind w:left="5040" w:hanging="360"/>
+      </w:pPr>
+    </w:lvl>
+    <w:lvl w:ilvl="7" w:tplc="04090019" w:tentative="1">
+      <w:start w:val="1"/>
+      <w:numFmt w:val="lowerLetter"/>
+      <w:lvlText w:val="%8."/>
+      <w:lvlJc w:val="left"/>
+      <w:pPr>
+        <w:ind w:left="5760" w:hanging="360"/>
+      </w:pPr>
+    </w:lvl>
+    <w:lvl w:ilvl="8" w:tplc="0409001B" w:tentative="1">
+      <w:start w:val="1"/>
+      <w:numFmt w:val="lowerRoman"/>
+      <w:lvlText w:val="%9."/>
+      <w:lvlJc w:val="right"/>
+      <w:pPr>
+        <w:ind w:left="6480" w:hanging="180"/>
+      </w:pPr>
+    </w:lvl>
+  </w:abstractNum>
+  <w:abstractNum w:abstractNumId="1" w15:restartNumberingAfterBreak="0">
     <w:nsid w:val="64F673AE"/>
     <w:multiLevelType w:val="hybridMultilevel"/>
     <w:tmpl w:val="80E8AD9A"/>
@@ -2564,6 +3196,9 @@
     </w:lvl>
   </w:abstractNum>
   <w:num w:numId="1">
+    <w:abstractNumId w:val="1"/>
+  </w:num>
+  <w:num w:numId="2">
     <w:abstractNumId w:val="0"/>
   </w:num>
 </w:numbering>
